--- a/задание.docx
+++ b/задание.docx
@@ -205,36 +205,41 @@
         <w:widowControl w:val="0"/>
         <w:spacing w:line="240" w:lineRule="auto"/>
         <w:ind w:firstLine="0"/>
-        <w:jc w:val="left"/>
-        <w:rPr>
-          <w:rFonts w:eastAsia="Times New Roman"/>
-          <w:color w:val="000000" w:themeColor="text1"/>
-          <w:lang w:eastAsia="ru-RU"/>
-        </w:rPr>
-      </w:pPr>
-      <w:r>
-        <w:rPr>
-          <w:rFonts w:eastAsia="Times New Roman"/>
-          <w:color w:val="000000" w:themeColor="text1"/>
-          <w:lang w:eastAsia="ru-RU"/>
-        </w:rPr>
-        <w:t xml:space="preserve">Специальность 40.02.01 </w:t>
-      </w:r>
-      <w:r>
-        <w:rPr>
-          <w:rFonts w:eastAsia="Times New Roman"/>
-          <w:color w:val="000000" w:themeColor="text1"/>
-          <w:lang w:eastAsia="ru-RU"/>
-        </w:rPr>
+        <w:rPr>
+          <w:rFonts w:eastAsia="Calibri"/>
+        </w:rPr>
+      </w:pPr>
+      <w:r>
+        <w:rPr>
+          <w:rFonts w:eastAsia="Calibri"/>
+          <w:color w:val="000000"/>
+        </w:rPr>
+        <w:t>Специальность</w:t>
+      </w:r>
+      <w:r>
+        <w:rPr>
+          <w:rFonts w:eastAsia="Calibri"/>
+          <w:color w:val="000000"/>
+        </w:rPr>
+        <w:t xml:space="preserve"> </w:t>
+      </w:r>
+      <w:r>
+        <w:t>10.02.04</w:t>
+      </w:r>
+      <w:r>
+        <w:t xml:space="preserve"> </w:t>
+      </w:r>
+      <w:r>
         <w:t>-</w:t>
       </w:r>
       <w:r>
-        <w:rPr>
-          <w:rFonts w:eastAsia="Times New Roman"/>
-          <w:color w:val="000000" w:themeColor="text1"/>
-          <w:lang w:eastAsia="ru-RU"/>
-        </w:rPr>
-        <w:t xml:space="preserve"> Право и организация социального обеспечения</w:t>
+        <w:t xml:space="preserve"> Обеспечение информационной безопасности</w:t>
+      </w:r>
+      <w:r>
+        <w:t xml:space="preserve"> </w:t>
+      </w:r>
+      <w:r>
+        <w:t>телекоммуникационных систем</w:t>
       </w:r>
     </w:p>
     <w:p>
@@ -1486,6 +1491,7 @@
           <w:color w:val="000000" w:themeColor="text1"/>
           <w:lang w:eastAsia="ru-RU"/>
         </w:rPr>
+        <w:lastRenderedPageBreak/>
         <mc:AlternateContent>
           <mc:Choice Requires="wps">
             <w:drawing>
@@ -2071,7 +2077,6 @@
   <w:style w:type="character" w:default="1" w:styleId="a0">
     <w:name w:val="Default Paragraph Font"/>
     <w:uiPriority w:val="1"/>
-    <w:semiHidden/>
     <w:unhideWhenUsed/>
   </w:style>
   <w:style w:type="table" w:default="1" w:styleId="a1">

--- a/задание.docx
+++ b/задание.docx
@@ -916,15 +916,107 @@
           <w:color w:val="000000" w:themeColor="text1"/>
           <w:lang w:eastAsia="ru-RU"/>
         </w:rPr>
-        <w:t xml:space="preserve"> дипломной  </w:t>
-      </w:r>
-      <w:r>
-        <w:rPr>
-          <w:rFonts w:eastAsia="Times New Roman"/>
-          <w:color w:val="000000" w:themeColor="text1"/>
-          <w:lang w:eastAsia="ru-RU"/>
-        </w:rPr>
-        <w:t>работе: НПА, учебная литература, монографии, научные статьи, данные статистики, материалы правоприменительной практики.</w:t>
+        <w:t xml:space="preserve"> </w:t>
+      </w:r>
+      <w:proofErr w:type="gramStart"/>
+      <w:r>
+        <w:rPr>
+          <w:rFonts w:eastAsia="Times New Roman"/>
+          <w:color w:val="000000" w:themeColor="text1"/>
+          <w:lang w:eastAsia="ru-RU"/>
+        </w:rPr>
+        <w:t xml:space="preserve">дипломной  </w:t>
+      </w:r>
+      <w:r>
+        <w:rPr>
+          <w:rFonts w:eastAsia="Times New Roman"/>
+          <w:color w:val="000000" w:themeColor="text1"/>
+          <w:lang w:eastAsia="ru-RU"/>
+        </w:rPr>
+        <w:t>работе</w:t>
+      </w:r>
+      <w:proofErr w:type="gramEnd"/>
+      <w:r>
+        <w:rPr>
+          <w:rFonts w:eastAsia="Times New Roman"/>
+          <w:color w:val="000000" w:themeColor="text1"/>
+          <w:lang w:eastAsia="ru-RU"/>
+        </w:rPr>
+        <w:t xml:space="preserve">: НПА, учебная </w:t>
+      </w:r>
+      <w:proofErr w:type="gramStart"/>
+      <w:r>
+        <w:rPr>
+          <w:rFonts w:eastAsia="Times New Roman"/>
+          <w:color w:val="000000" w:themeColor="text1"/>
+          <w:lang w:eastAsia="ru-RU"/>
+        </w:rPr>
+        <w:t>литература,</w:t>
+      </w:r>
+      <w:r>
+        <w:rPr>
+          <w:rFonts w:eastAsia="Times New Roman"/>
+          <w:color w:val="000000" w:themeColor="text1"/>
+          <w:lang w:eastAsia="ru-RU"/>
+        </w:rPr>
+        <w:t xml:space="preserve"> </w:t>
+      </w:r>
+      <w:r>
+        <w:rPr>
+          <w:rFonts w:eastAsia="Times New Roman"/>
+          <w:color w:val="000000" w:themeColor="text1"/>
+          <w:lang w:eastAsia="ru-RU"/>
+        </w:rPr>
+        <w:t xml:space="preserve"> </w:t>
+      </w:r>
+      <w:r>
+        <w:rPr>
+          <w:rFonts w:eastAsia="Times New Roman"/>
+          <w:color w:val="000000" w:themeColor="text1"/>
+          <w:lang w:eastAsia="ru-RU"/>
+        </w:rPr>
+        <w:t xml:space="preserve"> </w:t>
+      </w:r>
+      <w:proofErr w:type="gramEnd"/>
+      <w:r>
+        <w:rPr>
+          <w:rFonts w:eastAsia="Times New Roman"/>
+          <w:color w:val="000000" w:themeColor="text1"/>
+          <w:lang w:eastAsia="ru-RU"/>
+        </w:rPr>
+        <w:t>научные статьи</w:t>
+      </w:r>
+      <w:r>
+        <w:rPr>
+          <w:rFonts w:eastAsia="Times New Roman"/>
+          <w:color w:val="000000" w:themeColor="text1"/>
+          <w:lang w:eastAsia="ru-RU"/>
+        </w:rPr>
+        <w:t xml:space="preserve">, стандарты </w:t>
+      </w:r>
+      <w:r>
+        <w:rPr>
+          <w:rFonts w:eastAsia="Times New Roman"/>
+          <w:color w:val="000000" w:themeColor="text1"/>
+          <w:lang w:val="en-US" w:eastAsia="ru-RU"/>
+        </w:rPr>
+        <w:t>RFC</w:t>
+      </w:r>
+      <w:r>
+        <w:rPr>
+          <w:rFonts w:eastAsia="Times New Roman"/>
+          <w:color w:val="000000" w:themeColor="text1"/>
+          <w:lang w:eastAsia="ru-RU"/>
+        </w:rPr>
+        <w:t xml:space="preserve">, </w:t>
+      </w:r>
+      <w:r>
+        <w:rPr>
+          <w:rFonts w:eastAsia="Times New Roman"/>
+          <w:color w:val="000000" w:themeColor="text1"/>
+          <w:lang w:eastAsia="ru-RU"/>
+        </w:rPr>
+        <w:t>документация к технологиям</w:t>
       </w:r>
     </w:p>
     <w:p>
@@ -1017,13 +1109,7 @@
         <w:t xml:space="preserve">1. </w:t>
       </w:r>
       <w:r>
-        <w:t xml:space="preserve">Теоретические и практические аспекты трудоустройства </w:t>
-      </w:r>
-      <w:r>
-        <w:rPr>
-          <w:color w:val="212529"/>
-        </w:rPr>
-        <w:t>молодежи с инвалидностью и ОВЗ</w:t>
+        <w:t>Разработка защищенной системы хранения данных с использованием современных криптографических алгоритмов и механизмов управления ключами</w:t>
       </w:r>
     </w:p>
     <w:p>
@@ -1044,52 +1130,10 @@
         <w:t>2. </w:t>
       </w:r>
       <w:r>
-        <w:tab/>
-      </w:r>
-      <w:r>
-        <w:t>Организация  деятельности</w:t>
-      </w:r>
-      <w:r>
-        <w:t xml:space="preserve"> Министерств</w:t>
-      </w:r>
-      <w:r>
-        <w:t>а</w:t>
-      </w:r>
-      <w:r>
-        <w:t xml:space="preserve"> образования и науки Амурской области</w:t>
-      </w:r>
-      <w:r>
-        <w:t xml:space="preserve"> </w:t>
-      </w:r>
-      <w:r>
-        <w:rPr>
-          <w:color w:val="212529"/>
-        </w:rPr>
-        <w:t xml:space="preserve">содействия в </w:t>
-      </w:r>
-      <w:r>
-        <w:rPr>
-          <w:color w:val="212529"/>
-        </w:rPr>
-        <w:t xml:space="preserve">содействии </w:t>
-      </w:r>
-      <w:r>
-        <w:rPr>
-          <w:color w:val="212529"/>
-        </w:rPr>
-        <w:t>трудоустройств</w:t>
-      </w:r>
-      <w:r>
-        <w:rPr>
-          <w:color w:val="212529"/>
-        </w:rPr>
-        <w:t>а</w:t>
-      </w:r>
-      <w:r>
-        <w:rPr>
-          <w:color w:val="212529"/>
-        </w:rPr>
-        <w:t xml:space="preserve"> молодежи с инвалидностью и ОВЗ</w:t>
+        <w:t xml:space="preserve"> Проектирование и реализация интерфейсов для взаимодействия с системой</w:t>
+      </w:r>
+      <w:r>
+        <w:t>, включая обеспечение аутентификации, шифрования и контроля доступа к данным.</w:t>
       </w:r>
     </w:p>
     <w:p>
